--- a/Gemini.docx
+++ b/Gemini.docx
@@ -1,6 +1,6 @@
 
 <file path=word/document.xml><?xml version="1.0" encoding="utf-8"?>
-<w:document xmlns:wpc="http://schemas.microsoft.com/office/word/2010/wordprocessingCanvas" xmlns:cx="http://schemas.microsoft.com/office/drawing/2014/chartex" xmlns:cx1="http://schemas.microsoft.com/office/drawing/2015/9/8/chartex" xmlns:cx2="http://schemas.microsoft.com/office/drawing/2015/10/21/chartex" xmlns:cx3="http://schemas.microsoft.com/office/drawing/2016/5/9/chartex" xmlns:cx4="http://schemas.microsoft.com/office/drawing/2016/5/10/chartex" xmlns:cx5="http://schemas.microsoft.com/office/drawing/2016/5/11/chartex" xmlns:cx6="http://schemas.microsoft.com/office/drawing/2016/5/12/chartex" xmlns:cx7="http://schemas.microsoft.com/office/drawing/2016/5/13/chartex" xmlns:cx8="http://schemas.microsoft.com/office/drawing/2016/5/14/chartex" xmlns:mc="http://schemas.openxmlformats.org/markup-compatibility/2006" xmlns:aink="http://schemas.microsoft.com/office/drawing/2016/ink" xmlns:am3d="http://schemas.microsoft.com/office/drawing/2017/model3d" xmlns:o="urn:schemas-microsoft-com:office:office" xmlns:oel="http://schemas.microsoft.com/office/2019/extlst" xmlns:r="http://schemas.openxmlformats.org/officeDocument/2006/relationships" xmlns:m="http://schemas.openxmlformats.org/officeDocument/2006/math" xmlns:v="urn:schemas-microsoft-com:vml" xmlns:wp14="http://schemas.microsoft.com/office/word/2010/wordprocessingDrawing" xmlns:wp="http://schemas.openxmlformats.org/drawingml/2006/wordprocessingDrawing" xmlns:w10="urn:schemas-microsoft-com:office:word" xmlns:w="http://schemas.openxmlformats.org/wordprocessingml/2006/main" xmlns:w14="http://schemas.microsoft.com/office/word/2010/wordml" xmlns:w15="http://schemas.microsoft.com/office/word/2012/wordml" xmlns:w16cex="http://schemas.microsoft.com/office/word/2018/wordml/cex" xmlns:w16cid="http://schemas.microsoft.com/office/word/2016/wordml/cid" xmlns:w16="http://schemas.microsoft.com/office/word/2018/wordml" xmlns:w16du="http://schemas.microsoft.com/office/word/2023/wordml/word16du" xmlns:w16sdtdh="http://schemas.microsoft.com/office/word/2020/wordml/sdtdatahash" xmlns:w16sdtfl="http://schemas.microsoft.com/office/word/2024/wordml/sdtformatlock" xmlns:w16se="http://schemas.microsoft.com/office/word/2015/wordml/symex" xmlns:wpg="http://schemas.microsoft.com/office/word/2010/wordprocessingGroup" xmlns:wpi="http://schemas.microsoft.com/office/word/2010/wordprocessingInk" xmlns:wne="http://schemas.microsoft.com/office/word/2006/wordml" xmlns:wps="http://schemas.microsoft.com/office/word/2010/wordprocessingShape" mc:Ignorable="w14 w15 w16se w16cid w16 w16cex w16sdtdh w16sdtfl w16du wp14">
+<w:document xmlns:wpc="http://schemas.microsoft.com/office/word/2010/wordprocessingCanvas" xmlns:cx="http://schemas.microsoft.com/office/drawing/2014/chartex" xmlns:cx1="http://schemas.microsoft.com/office/drawing/2015/9/8/chartex" xmlns:cx2="http://schemas.microsoft.com/office/drawing/2015/10/21/chartex" xmlns:cx3="http://schemas.microsoft.com/office/drawing/2016/5/9/chartex" xmlns:cx4="http://schemas.microsoft.com/office/drawing/2016/5/10/chartex" xmlns:cx5="http://schemas.microsoft.com/office/drawing/2016/5/11/chartex" xmlns:cx6="http://schemas.microsoft.com/office/drawing/2016/5/12/chartex" xmlns:cx7="http://schemas.microsoft.com/office/drawing/2016/5/13/chartex" xmlns:cx8="http://schemas.microsoft.com/office/drawing/2016/5/14/chartex" xmlns:mc="http://schemas.openxmlformats.org/markup-compatibility/2006" xmlns:aink="http://schemas.microsoft.com/office/drawing/2016/ink" xmlns:am3d="http://schemas.microsoft.com/office/drawing/2017/model3d" xmlns:o="urn:schemas-microsoft-com:office:office" xmlns:oel="http://schemas.microsoft.com/office/2019/extlst" xmlns:r="http://schemas.openxmlformats.org/officeDocument/2006/relationships" xmlns:m="http://schemas.openxmlformats.org/officeDocument/2006/math" xmlns:v="urn:schemas-microsoft-com:vml" xmlns:wp14="http://schemas.microsoft.com/office/word/2010/wordprocessingDrawing" xmlns:wp="http://schemas.openxmlformats.org/drawingml/2006/wordprocessingDrawing" xmlns:w10="urn:schemas-microsoft-com:office:word" xmlns:w="http://schemas.openxmlformats.org/wordprocessingml/2006/main" xmlns:w14="http://schemas.microsoft.com/office/word/2010/wordml" xmlns:w15="http://schemas.microsoft.com/office/word/2012/wordml" xmlns:w16cei="http://schemas.microsoft.com/office/word/2026/wordml/cei" xmlns:w16cex="http://schemas.microsoft.com/office/word/2018/wordml/cex" xmlns:w16cid="http://schemas.microsoft.com/office/word/2016/wordml/cid" xmlns:w16="http://schemas.microsoft.com/office/word/2018/wordml" xmlns:w16du="http://schemas.microsoft.com/office/word/2023/wordml/word16du" xmlns:w16sdtdh="http://schemas.microsoft.com/office/word/2020/wordml/sdtdatahash" xmlns:w16sdtfl="http://schemas.microsoft.com/office/word/2024/wordml/sdtformatlock" xmlns:w16se="http://schemas.microsoft.com/office/word/2015/wordml/symex" xmlns:wpg="http://schemas.microsoft.com/office/word/2010/wordprocessingGroup" xmlns:wpi="http://schemas.microsoft.com/office/word/2010/wordprocessingInk" xmlns:wne="http://schemas.microsoft.com/office/word/2006/wordml" xmlns:wps="http://schemas.microsoft.com/office/word/2010/wordprocessingShape" mc:Ignorable="w14 w15 w16se w16cid w16 w16cex w16sdtdh w16sdtfl w16du wp14">
   <w:body>
     <w:p>
       <w:r>
@@ -10,7 +10,7 @@
     <w:p>
       <w:pPr>
         <w:rPr>
-          <w:rFonts w:eastAsia="SimSun" w:hint="eastAsia"/>
+          <w:rFonts w:eastAsia="宋体" w:hint="eastAsia"/>
         </w:rPr>
       </w:pPr>
       <w:r>
@@ -18,13 +18,13 @@
       </w:r>
       <w:r>
         <w:rPr>
-          <w:rFonts w:eastAsia="SimSun" w:hint="eastAsia"/>
+          <w:rFonts w:eastAsia="宋体" w:hint="eastAsia"/>
         </w:rPr>
         <w:t>ABCD258879226</w:t>
       </w:r>
       <w:r>
         <w:rPr>
-          <w:rFonts w:eastAsia="SimSun" w:hint="eastAsia"/>
+          <w:rFonts w:eastAsia="宋体" w:hint="eastAsia"/>
         </w:rPr>
         <w:t>??</w:t>
       </w:r>
@@ -169,8 +169,278 @@
       <w:pPr>
         <w:rPr>
           <w:rStyle w:val="a3"/>
-        </w:rPr>
-      </w:pPr>
+          <w:rFonts w:eastAsia="宋体"/>
+        </w:rPr>
+      </w:pPr>
+    </w:p>
+    <w:p>
+      <w:pPr>
+        <w:rPr>
+          <w:rStyle w:val="a3"/>
+          <w:rFonts w:eastAsia="宋体" w:hint="eastAsia"/>
+        </w:rPr>
+      </w:pPr>
+      <w:r>
+        <w:rPr>
+          <w:rStyle w:val="a3"/>
+          <w:rFonts w:eastAsia="宋体" w:hint="eastAsia"/>
+        </w:rPr>
+        <w:t>github</w:t>
+      </w:r>
+      <w:r>
+        <w:rPr>
+          <w:rStyle w:val="a3"/>
+          <w:rFonts w:eastAsia="宋体" w:hint="eastAsia"/>
+        </w:rPr>
+        <w:t>恢复码</w:t>
+      </w:r>
+      <w:r>
+        <w:rPr>
+          <w:rStyle w:val="a3"/>
+          <w:rFonts w:eastAsia="宋体"/>
+        </w:rPr>
+        <w:br/>
+      </w:r>
+    </w:p>
+    <w:p>
+      <w:pPr>
+        <w:rPr>
+          <w:rStyle w:val="a3"/>
+          <w:rFonts w:eastAsia="宋体"/>
+        </w:rPr>
+      </w:pPr>
+      <w:r>
+        <w:rPr>
+          <w:rStyle w:val="a3"/>
+          <w:rFonts w:eastAsia="宋体"/>
+        </w:rPr>
+        <w:t>70bcf-6eeea</w:t>
+      </w:r>
+    </w:p>
+    <w:p>
+      <w:pPr>
+        <w:rPr>
+          <w:rStyle w:val="a3"/>
+          <w:rFonts w:eastAsia="宋体"/>
+        </w:rPr>
+      </w:pPr>
+      <w:r>
+        <w:rPr>
+          <w:rStyle w:val="a3"/>
+          <w:rFonts w:eastAsia="宋体"/>
+        </w:rPr>
+        <w:t>9b38a-c4a61</w:t>
+      </w:r>
+    </w:p>
+    <w:p>
+      <w:pPr>
+        <w:rPr>
+          <w:rStyle w:val="a3"/>
+          <w:rFonts w:eastAsia="宋体"/>
+        </w:rPr>
+      </w:pPr>
+      <w:r>
+        <w:rPr>
+          <w:rStyle w:val="a3"/>
+          <w:rFonts w:eastAsia="宋体"/>
+        </w:rPr>
+        <w:t>409d5-a8af3</w:t>
+      </w:r>
+    </w:p>
+    <w:p>
+      <w:pPr>
+        <w:rPr>
+          <w:rStyle w:val="a3"/>
+          <w:rFonts w:eastAsia="宋体"/>
+        </w:rPr>
+      </w:pPr>
+      <w:r>
+        <w:rPr>
+          <w:rStyle w:val="a3"/>
+          <w:rFonts w:eastAsia="宋体"/>
+        </w:rPr>
+        <w:t>4b931-b487a</w:t>
+      </w:r>
+    </w:p>
+    <w:p>
+      <w:pPr>
+        <w:rPr>
+          <w:rStyle w:val="a3"/>
+          <w:rFonts w:eastAsia="宋体"/>
+        </w:rPr>
+      </w:pPr>
+      <w:r>
+        <w:rPr>
+          <w:rStyle w:val="a3"/>
+          <w:rFonts w:eastAsia="宋体"/>
+        </w:rPr>
+        <w:t>e33e7-6e0e3</w:t>
+      </w:r>
+    </w:p>
+    <w:p>
+      <w:pPr>
+        <w:rPr>
+          <w:rStyle w:val="a3"/>
+          <w:rFonts w:eastAsia="宋体"/>
+        </w:rPr>
+      </w:pPr>
+      <w:r>
+        <w:rPr>
+          <w:rStyle w:val="a3"/>
+          <w:rFonts w:eastAsia="宋体"/>
+        </w:rPr>
+        <w:t>3e8f1-1f339</w:t>
+      </w:r>
+    </w:p>
+    <w:p>
+      <w:pPr>
+        <w:rPr>
+          <w:rStyle w:val="a3"/>
+          <w:rFonts w:eastAsia="宋体"/>
+        </w:rPr>
+      </w:pPr>
+      <w:r>
+        <w:rPr>
+          <w:rStyle w:val="a3"/>
+          <w:rFonts w:eastAsia="宋体"/>
+        </w:rPr>
+        <w:t>ec2d3-2bd76</w:t>
+      </w:r>
+    </w:p>
+    <w:p>
+      <w:pPr>
+        <w:rPr>
+          <w:rStyle w:val="a3"/>
+          <w:rFonts w:eastAsia="宋体"/>
+        </w:rPr>
+      </w:pPr>
+      <w:r>
+        <w:rPr>
+          <w:rStyle w:val="a3"/>
+          <w:rFonts w:eastAsia="宋体"/>
+        </w:rPr>
+        <w:t>ac6ec-08f2c</w:t>
+      </w:r>
+    </w:p>
+    <w:p>
+      <w:pPr>
+        <w:rPr>
+          <w:rStyle w:val="a3"/>
+          <w:rFonts w:eastAsia="宋体"/>
+        </w:rPr>
+      </w:pPr>
+      <w:r>
+        <w:rPr>
+          <w:rStyle w:val="a3"/>
+          <w:rFonts w:eastAsia="宋体"/>
+        </w:rPr>
+        <w:t>4c071-cb23f</w:t>
+      </w:r>
+    </w:p>
+    <w:p>
+      <w:pPr>
+        <w:rPr>
+          <w:rStyle w:val="a3"/>
+          <w:rFonts w:eastAsia="宋体"/>
+        </w:rPr>
+      </w:pPr>
+      <w:r>
+        <w:rPr>
+          <w:rStyle w:val="a3"/>
+          <w:rFonts w:eastAsia="宋体"/>
+        </w:rPr>
+        <w:t>ae759-ed680</w:t>
+      </w:r>
+    </w:p>
+    <w:p>
+      <w:pPr>
+        <w:rPr>
+          <w:rStyle w:val="a3"/>
+          <w:rFonts w:eastAsia="宋体"/>
+        </w:rPr>
+      </w:pPr>
+      <w:r>
+        <w:rPr>
+          <w:rStyle w:val="a3"/>
+          <w:rFonts w:eastAsia="宋体"/>
+        </w:rPr>
+        <w:t>88d54-f8d5c</w:t>
+      </w:r>
+    </w:p>
+    <w:p>
+      <w:pPr>
+        <w:rPr>
+          <w:rStyle w:val="a3"/>
+          <w:rFonts w:eastAsia="宋体"/>
+        </w:rPr>
+      </w:pPr>
+      <w:r>
+        <w:rPr>
+          <w:rStyle w:val="a3"/>
+          <w:rFonts w:eastAsia="宋体"/>
+        </w:rPr>
+        <w:t>5aeb2-aa0a3</w:t>
+      </w:r>
+    </w:p>
+    <w:p>
+      <w:pPr>
+        <w:rPr>
+          <w:rStyle w:val="a3"/>
+          <w:rFonts w:eastAsia="宋体"/>
+        </w:rPr>
+      </w:pPr>
+      <w:r>
+        <w:rPr>
+          <w:rStyle w:val="a3"/>
+          <w:rFonts w:eastAsia="宋体"/>
+        </w:rPr>
+        <w:t>ef290-ab4c5</w:t>
+      </w:r>
+    </w:p>
+    <w:p>
+      <w:pPr>
+        <w:rPr>
+          <w:rStyle w:val="a3"/>
+          <w:rFonts w:eastAsia="宋体"/>
+        </w:rPr>
+      </w:pPr>
+      <w:r>
+        <w:rPr>
+          <w:rStyle w:val="a3"/>
+          <w:rFonts w:eastAsia="宋体"/>
+        </w:rPr>
+        <w:t>f94a2-6b5e8</w:t>
+      </w:r>
+    </w:p>
+    <w:p>
+      <w:pPr>
+        <w:rPr>
+          <w:rStyle w:val="a3"/>
+          <w:rFonts w:eastAsia="宋体"/>
+        </w:rPr>
+      </w:pPr>
+      <w:r>
+        <w:rPr>
+          <w:rStyle w:val="a3"/>
+          <w:rFonts w:eastAsia="宋体"/>
+        </w:rPr>
+        <w:t>d05ae-22dbe</w:t>
+      </w:r>
+    </w:p>
+    <w:p>
+      <w:pPr>
+        <w:rPr>
+          <w:rStyle w:val="a3"/>
+          <w:rFonts w:eastAsia="宋体" w:hint="eastAsia"/>
+        </w:rPr>
+      </w:pPr>
+      <w:r>
+        <w:rPr>
+          <w:rStyle w:val="a3"/>
+          <w:rFonts w:eastAsia="宋体"/>
+        </w:rPr>
+        <w:t>1e7da-94bfc</w:t>
+      </w:r>
     </w:p>
     <w:sectPr>
       <w:pgSz w:w="11906" w:h="16838"/>
@@ -188,7 +458,7 @@
   <w:docDefaults>
     <w:rPrDefault>
       <w:rPr>
-        <w:rFonts w:ascii="Noto Sans CJK SC" w:eastAsia="SimSun" w:hAnsi="Noto Sans CJK SC" w:cs="Noto Sans CJK SC"/>
+        <w:rFonts w:ascii="Noto Sans CJK SC" w:eastAsia="宋体" w:hAnsi="Noto Sans CJK SC" w:cs="Noto Sans CJK SC"/>
         <w:kern w:val="2"/>
         <w:sz w:val="24"/>
         <w:szCs w:val="24"/>
@@ -666,6 +936,18 @@
       <w:suppressLineNumbers/>
     </w:pPr>
   </w:style>
+  <w:style w:type="character" w:styleId="a7">
+    <w:name w:val="FollowedHyperlink"/>
+    <w:basedOn w:val="a0"/>
+    <w:uiPriority w:val="99"/>
+    <w:semiHidden/>
+    <w:unhideWhenUsed/>
+    <w:rsid w:val="006042DF"/>
+    <w:rPr>
+      <w:color w:val="551A8B" w:themeColor="followedHyperlink"/>
+      <w:u w:val="single"/>
+    </w:rPr>
+  </w:style>
 </w:styles>
 </file>
 
@@ -713,12 +995,12 @@
     <a:fontScheme name="Office">
       <a:majorFont>
         <a:latin typeface="Arial"/>
-        <a:ea typeface="SimHei"/>
+        <a:ea typeface="黑体"/>
         <a:cs typeface="DejaVu Sans"/>
       </a:majorFont>
       <a:minorFont>
         <a:latin typeface="Arial"/>
-        <a:ea typeface="SimSun"/>
+        <a:ea typeface="宋体"/>
         <a:cs typeface="DejaVu Sans"/>
       </a:minorFont>
     </a:fontScheme>
